--- a/public/templates/conformidad_servicio_locador.docx
+++ b/public/templates/conformidad_servicio_locador.docx
@@ -45,13 +45,11 @@
           <w:tab w:val="left" w:pos="5040"/>
           <w:tab w:val="left" w:pos="5760"/>
         </w:tabs>
-        <w:jc w:val="both"/>
+        <w:jc w:val="center"/>
         <w:rPr>
           <w:rFonts w:ascii="Arial" w:hAnsi="Arial" w:cs="Arial"/>
           <w:b/>
           <w:bCs/>
-          <w:sz w:val="22"/>
-          <w:szCs w:val="22"/>
         </w:rPr>
       </w:pPr>
       <w:r>
@@ -59,8 +57,6 @@
           <w:rFonts w:ascii="Arial" w:hAnsi="Arial" w:cs="Arial"/>
           <w:b/>
           <w:bCs/>
-          <w:sz w:val="22"/>
-          <w:szCs w:val="22"/>
           <w:u w:val="single"/>
         </w:rPr>
         <w:t xml:space="preserve">NOTA DE COORDINACION N° </w:t>
@@ -71,8 +67,6 @@
           <w:b/>
           <w:bCs/>
           <w:color w:val="EE0000"/>
-          <w:sz w:val="22"/>
-          <w:szCs w:val="22"/>
           <w:u w:val="single"/>
         </w:rPr>
         <w:t>{numero_correlativo}</w:t>
@@ -82,8 +76,6 @@
           <w:rFonts w:ascii="Arial" w:hAnsi="Arial" w:cs="Arial"/>
           <w:b/>
           <w:bCs/>
-          <w:sz w:val="22"/>
-          <w:szCs w:val="22"/>
           <w:u w:val="single"/>
         </w:rPr>
         <w:t>-</w:t>
@@ -94,8 +86,6 @@
           <w:b/>
           <w:bCs/>
           <w:color w:val="EE0000"/>
-          <w:sz w:val="22"/>
-          <w:szCs w:val="22"/>
           <w:u w:val="single"/>
         </w:rPr>
         <w:t>{anio_curso}</w:t>
@@ -105,8 +95,6 @@
           <w:rFonts w:ascii="Arial" w:hAnsi="Arial" w:cs="Arial"/>
           <w:b/>
           <w:bCs/>
-          <w:sz w:val="22"/>
-          <w:szCs w:val="22"/>
           <w:u w:val="single"/>
         </w:rPr>
         <w:t>- OGESS ESPECIALIZADA- H-2-II-T/DCQX</w:t>
@@ -159,26 +147,26 @@
         <w:jc w:val="both"/>
         <w:rPr>
           <w:rFonts w:ascii="Arial" w:hAnsi="Arial" w:cs="Arial"/>
-          <w:sz w:val="22"/>
-          <w:szCs w:val="22"/>
+          <w:sz w:val="20"/>
+          <w:szCs w:val="20"/>
         </w:rPr>
       </w:pPr>
       <w:r>
         <w:rPr>
           <w:rFonts w:ascii="Arial" w:hAnsi="Arial" w:cs="Arial"/>
           <w:b/>
-          <w:sz w:val="22"/>
-          <w:szCs w:val="22"/>
+          <w:sz w:val="20"/>
+          <w:szCs w:val="20"/>
           <w:lang w:val="pt-BR"/>
         </w:rPr>
-        <w:t xml:space="preserve">A                          :  </w:t>
+        <w:t xml:space="preserve">A                         :  </w:t>
       </w:r>
       <w:r>
         <w:rPr>
           <w:rFonts w:ascii="Arial" w:hAnsi="Arial" w:cs="Arial"/>
           <w:b/>
-          <w:sz w:val="22"/>
-          <w:szCs w:val="22"/>
+          <w:sz w:val="20"/>
+          <w:szCs w:val="20"/>
           <w:lang w:val="pt-BR"/>
         </w:rPr>
         <w:t xml:space="preserve"> </w:t>
@@ -186,8 +174,10 @@
       <w:r>
         <w:rPr>
           <w:rFonts w:ascii="Arial" w:hAnsi="Arial" w:cs="Arial"/>
-          <w:sz w:val="22"/>
-          <w:szCs w:val="22"/>
+          <w:b/>
+          <w:bCs/>
+          <w:sz w:val="20"/>
+          <w:szCs w:val="20"/>
           <w:lang w:val="pt-BR"/>
         </w:rPr>
         <w:t>Econ. EDVAN JHONLY PEREZ ALARCON</w:t>
@@ -205,24 +195,37 @@
         <w:jc w:val="both"/>
         <w:rPr>
           <w:rFonts w:ascii="Arial" w:hAnsi="Arial" w:cs="Arial"/>
-          <w:sz w:val="22"/>
-          <w:szCs w:val="22"/>
+          <w:b/>
+          <w:bCs/>
+          <w:sz w:val="20"/>
+          <w:szCs w:val="20"/>
         </w:rPr>
       </w:pPr>
       <w:r>
         <w:rPr>
           <w:rFonts w:ascii="Arial" w:hAnsi="Arial" w:cs="Arial"/>
-          <w:sz w:val="22"/>
-          <w:szCs w:val="22"/>
-        </w:rPr>
-        <w:t xml:space="preserve">                                Jefe de la Oficina de Logística</w:t>
+          <w:sz w:val="20"/>
+          <w:szCs w:val="20"/>
+        </w:rPr>
+        <w:t xml:space="preserve">                               </w:t>
       </w:r>
       <w:r>
         <w:rPr>
           <w:rFonts w:ascii="Arial" w:hAnsi="Arial" w:cs="Arial"/>
           <w:b/>
-          <w:sz w:val="22"/>
-          <w:szCs w:val="22"/>
+          <w:bCs/>
+          <w:sz w:val="20"/>
+          <w:szCs w:val="20"/>
+        </w:rPr>
+        <w:t>Jefe de la Oficina de Logística</w:t>
+      </w:r>
+      <w:r>
+        <w:rPr>
+          <w:rFonts w:ascii="Arial" w:hAnsi="Arial" w:cs="Arial"/>
+          <w:b/>
+          <w:bCs/>
+          <w:sz w:val="20"/>
+          <w:szCs w:val="20"/>
           <w:lang w:val="pt-BR"/>
         </w:rPr>
         <w:tab/>
@@ -230,8 +233,10 @@
       <w:r>
         <w:rPr>
           <w:rFonts w:ascii="Arial" w:hAnsi="Arial" w:cs="Arial"/>
-          <w:sz w:val="22"/>
-          <w:szCs w:val="22"/>
+          <w:b/>
+          <w:bCs/>
+          <w:sz w:val="20"/>
+          <w:szCs w:val="20"/>
         </w:rPr>
         <w:tab/>
       </w:r>
@@ -247,8 +252,8 @@
         <w:jc w:val="both"/>
         <w:rPr>
           <w:rFonts w:ascii="Arial" w:hAnsi="Arial" w:cs="Arial"/>
-          <w:sz w:val="22"/>
-          <w:szCs w:val="22"/>
+          <w:sz w:val="20"/>
+          <w:szCs w:val="20"/>
         </w:rPr>
       </w:pPr>
     </w:p>
@@ -263,26 +268,37 @@
         <w:jc w:val="both"/>
         <w:rPr>
           <w:rFonts w:ascii="Arial" w:hAnsi="Arial" w:cs="Arial"/>
-          <w:sz w:val="22"/>
-          <w:szCs w:val="22"/>
+          <w:b/>
+          <w:bCs/>
+          <w:sz w:val="20"/>
+          <w:szCs w:val="20"/>
         </w:rPr>
       </w:pPr>
       <w:r>
         <w:rPr>
           <w:rFonts w:ascii="Arial" w:hAnsi="Arial" w:cs="Arial"/>
           <w:b/>
-          <w:sz w:val="22"/>
-          <w:szCs w:val="22"/>
-        </w:rPr>
-        <w:t>ASUNTO             :</w:t>
+          <w:sz w:val="20"/>
+          <w:szCs w:val="20"/>
+        </w:rPr>
+        <w:t>ASUNTO            :</w:t>
       </w:r>
       <w:r>
         <w:rPr>
           <w:rFonts w:ascii="Arial" w:hAnsi="Arial" w:cs="Arial"/>
-          <w:sz w:val="22"/>
-          <w:szCs w:val="22"/>
-        </w:rPr>
-        <w:tab/>
+          <w:sz w:val="20"/>
+          <w:szCs w:val="20"/>
+        </w:rPr>
+        <w:t xml:space="preserve">   </w:t>
+      </w:r>
+      <w:r>
+        <w:rPr>
+          <w:rFonts w:ascii="Arial" w:hAnsi="Arial" w:cs="Arial"/>
+          <w:b/>
+          <w:bCs/>
+          <w:sz w:val="20"/>
+          <w:szCs w:val="20"/>
+        </w:rPr>
         <w:t>REMITO INFORME DE ACTIVIDADES – CONFORMIDAD DE SERVICIO</w:t>
       </w:r>
     </w:p>
@@ -298,8 +314,8 @@
         <w:rPr>
           <w:rFonts w:ascii="Arial" w:hAnsi="Arial" w:cs="Arial"/>
           <w:b/>
-          <w:sz w:val="22"/>
-          <w:szCs w:val="22"/>
+          <w:sz w:val="20"/>
+          <w:szCs w:val="20"/>
         </w:rPr>
       </w:pPr>
     </w:p>
@@ -310,36 +326,64 @@
         <w:jc w:val="both"/>
         <w:rPr>
           <w:rFonts w:ascii="Arial" w:hAnsi="Arial" w:cs="Arial"/>
-          <w:sz w:val="22"/>
-          <w:szCs w:val="22"/>
+          <w:b/>
+          <w:bCs/>
+          <w:sz w:val="20"/>
+          <w:szCs w:val="20"/>
         </w:rPr>
       </w:pPr>
       <w:r>
         <w:rPr>
           <w:rFonts w:ascii="Arial" w:hAnsi="Arial" w:cs="Arial"/>
           <w:b/>
-          <w:sz w:val="22"/>
-          <w:szCs w:val="22"/>
-        </w:rPr>
-        <w:t xml:space="preserve">FECHA                :  </w:t>
+          <w:sz w:val="20"/>
+          <w:szCs w:val="20"/>
+        </w:rPr>
+        <w:t xml:space="preserve">FECHA               :  </w:t>
       </w:r>
       <w:r>
         <w:rPr>
           <w:rFonts w:ascii="Arial" w:hAnsi="Arial" w:cs="Arial"/>
           <w:b/>
-          <w:sz w:val="22"/>
-          <w:szCs w:val="22"/>
-        </w:rPr>
-        <w:tab/>
+          <w:sz w:val="20"/>
+          <w:szCs w:val="20"/>
+        </w:rPr>
+        <w:t xml:space="preserve"> </w:t>
       </w:r>
       <w:r>
         <w:rPr>
           <w:rFonts w:ascii="Arial" w:hAnsi="Arial" w:cs="Arial"/>
+          <w:b/>
+          <w:bCs/>
           <w:color w:val="EE0000"/>
-          <w:sz w:val="22"/>
-          <w:szCs w:val="22"/>
-        </w:rPr>
-        <w:t>{fecha_documento}</w:t>
+          <w:sz w:val="20"/>
+          <w:szCs w:val="20"/>
+        </w:rPr>
+        <w:t>{</w:t>
+      </w:r>
+      <w:proofErr w:type="spellStart"/>
+      <w:r>
+        <w:rPr>
+          <w:rFonts w:ascii="Arial" w:hAnsi="Arial" w:cs="Arial"/>
+          <w:b/>
+          <w:bCs/>
+          <w:color w:val="EE0000"/>
+          <w:sz w:val="20"/>
+          <w:szCs w:val="20"/>
+        </w:rPr>
+        <w:t>fecha_documento</w:t>
+      </w:r>
+      <w:proofErr w:type="spellEnd"/>
+      <w:r>
+        <w:rPr>
+          <w:rFonts w:ascii="Arial" w:hAnsi="Arial" w:cs="Arial"/>
+          <w:b/>
+          <w:bCs/>
+          <w:color w:val="EE0000"/>
+          <w:sz w:val="20"/>
+          <w:szCs w:val="20"/>
+        </w:rPr>
+        <w:t>}</w:t>
       </w:r>
     </w:p>
     <w:p>
@@ -352,8 +396,8 @@
         <w:jc w:val="both"/>
         <w:rPr>
           <w:rFonts w:ascii="Arial" w:hAnsi="Arial" w:cs="Arial"/>
-          <w:sz w:val="22"/>
-          <w:szCs w:val="22"/>
+          <w:sz w:val="20"/>
+          <w:szCs w:val="20"/>
           <w:lang w:val="es-MX"/>
         </w:rPr>
       </w:pPr>
@@ -372,7 +416,7 @@
         <w:rPr>
           <w:rFonts w:ascii="Arial" w:hAnsi="Arial" w:cs="Arial"/>
           <w:bCs/>
-          <w:szCs w:val="22"/>
+          <w:sz w:val="20"/>
           <w:lang w:val="es-MX"/>
         </w:rPr>
       </w:pPr>
@@ -385,8 +429,8 @@
         <w:rPr>
           <w:rFonts w:ascii="Arial" w:hAnsi="Arial" w:cs="Arial"/>
           <w:bCs/>
-          <w:sz w:val="22"/>
-          <w:szCs w:val="22"/>
+          <w:sz w:val="20"/>
+          <w:szCs w:val="20"/>
           <w:lang w:val="es-MX"/>
         </w:rPr>
       </w:pPr>
@@ -397,15 +441,15 @@
         <w:jc w:val="both"/>
         <w:rPr>
           <w:rFonts w:ascii="Arial" w:hAnsi="Arial" w:cs="Arial"/>
-          <w:sz w:val="22"/>
-          <w:szCs w:val="22"/>
+          <w:sz w:val="20"/>
+          <w:szCs w:val="20"/>
         </w:rPr>
       </w:pPr>
       <w:r>
         <w:rPr>
           <w:rFonts w:ascii="Arial" w:hAnsi="Arial" w:cs="Arial"/>
-          <w:sz w:val="22"/>
-          <w:szCs w:val="22"/>
+          <w:sz w:val="20"/>
+          <w:szCs w:val="20"/>
         </w:rPr>
         <w:t xml:space="preserve">Es grato dirigirme a usted para saludarle cordialmente y al mismo tiempo, Adjunto el informe de actividades realizadas según términos de referencia y a su vez dar conformidad del servicio al locador </w:t>
       </w:r>
@@ -414,8 +458,8 @@
           <w:rFonts w:ascii="Arial" w:hAnsi="Arial" w:cs="Arial"/>
           <w:bCs/>
           <w:color w:val="EE0000"/>
-          <w:sz w:val="22"/>
-          <w:szCs w:val="22"/>
+          <w:sz w:val="20"/>
+          <w:szCs w:val="20"/>
           <w:lang w:val="es-PE"/>
         </w:rPr>
         <w:t>{</w:t>
@@ -426,8 +470,8 @@
           <w:rFonts w:ascii="Arial" w:hAnsi="Arial" w:cs="Arial"/>
           <w:bCs/>
           <w:color w:val="EE0000"/>
-          <w:sz w:val="22"/>
-          <w:szCs w:val="22"/>
+          <w:sz w:val="20"/>
+          <w:szCs w:val="20"/>
           <w:lang w:val="es-PE"/>
         </w:rPr>
         <w:t>personal_locador</w:t>
@@ -438,8 +482,8 @@
           <w:rFonts w:ascii="Arial" w:hAnsi="Arial" w:cs="Arial"/>
           <w:bCs/>
           <w:color w:val="EE0000"/>
-          <w:sz w:val="22"/>
-          <w:szCs w:val="22"/>
+          <w:sz w:val="20"/>
+          <w:szCs w:val="20"/>
           <w:lang w:val="es-PE"/>
         </w:rPr>
         <w:t>}</w:t>
@@ -448,8 +492,8 @@
         <w:rPr>
           <w:rFonts w:ascii="Arial" w:hAnsi="Arial" w:cs="Arial"/>
           <w:bCs/>
-          <w:sz w:val="22"/>
-          <w:szCs w:val="22"/>
+          <w:sz w:val="20"/>
+          <w:szCs w:val="20"/>
           <w:lang w:val="es-PE"/>
         </w:rPr>
         <w:t xml:space="preserve">. </w:t>
@@ -459,8 +503,43 @@
           <w:rFonts w:ascii="Arial" w:hAnsi="Arial" w:cs="Arial"/>
           <w:bCs/>
           <w:color w:val="EE0000"/>
-          <w:sz w:val="22"/>
-          <w:szCs w:val="22"/>
+          <w:sz w:val="20"/>
+          <w:szCs w:val="20"/>
+          <w:lang w:val="es-PE"/>
+        </w:rPr>
+        <w:t xml:space="preserve"> {</w:t>
+      </w:r>
+      <w:proofErr w:type="spellStart"/>
+      <w:r>
+        <w:rPr>
+          <w:rFonts w:ascii="Arial" w:hAnsi="Arial" w:cs="Arial"/>
+          <w:bCs/>
+          <w:color w:val="EE0000"/>
+          <w:sz w:val="20"/>
+          <w:szCs w:val="20"/>
+          <w:lang w:val="es-PE"/>
+        </w:rPr>
+        <w:t>cargo_locador</w:t>
+      </w:r>
+      <w:proofErr w:type="spellEnd"/>
+      <w:r>
+        <w:rPr>
+          <w:rFonts w:ascii="Arial" w:hAnsi="Arial" w:cs="Arial"/>
+          <w:bCs/>
+          <w:color w:val="EE0000"/>
+          <w:sz w:val="20"/>
+          <w:szCs w:val="20"/>
+          <w:lang w:val="es-PE"/>
+        </w:rPr>
+        <w:t>}</w:t>
+      </w:r>
+      <w:r>
+        <w:rPr>
+          <w:rFonts w:ascii="Arial" w:hAnsi="Arial" w:cs="Arial"/>
+          <w:bCs/>
+          <w:color w:val="EE0000"/>
+          <w:sz w:val="20"/>
+          <w:szCs w:val="20"/>
           <w:lang w:val="es-PE"/>
         </w:rPr>
         <w:t xml:space="preserve"> </w:t>
@@ -469,19 +548,8 @@
         <w:rPr>
           <w:rFonts w:ascii="Arial" w:hAnsi="Arial" w:cs="Arial"/>
           <w:bCs/>
-          <w:color w:val="EE0000"/>
-          <w:sz w:val="22"/>
-          <w:szCs w:val="22"/>
-          <w:lang w:val="es-PE"/>
-        </w:rPr>
-        <w:t>{cargo_locador}</w:t>
-      </w:r>
-      <w:r>
-        <w:rPr>
-          <w:rFonts w:ascii="Arial" w:hAnsi="Arial" w:cs="Arial"/>
-          <w:bCs/>
-          <w:sz w:val="22"/>
-          <w:szCs w:val="22"/>
+          <w:sz w:val="20"/>
+          <w:szCs w:val="20"/>
           <w:lang w:val="es-PE"/>
         </w:rPr>
         <w:t xml:space="preserve">del Servicio de Centro Quirúrgico del Hospital II-2 Tarapoto con orden de servicio N° </w:t>
@@ -491,8 +559,8 @@
           <w:rFonts w:ascii="Arial" w:hAnsi="Arial" w:cs="Arial"/>
           <w:bCs/>
           <w:color w:val="EE0000"/>
-          <w:sz w:val="22"/>
-          <w:szCs w:val="22"/>
+          <w:sz w:val="20"/>
+          <w:szCs w:val="20"/>
           <w:lang w:val="es-PE"/>
         </w:rPr>
         <w:t>{numero_orden_servicio}</w:t>
@@ -501,8 +569,8 @@
         <w:rPr>
           <w:rFonts w:ascii="Arial" w:hAnsi="Arial" w:cs="Arial"/>
           <w:bCs/>
-          <w:sz w:val="22"/>
-          <w:szCs w:val="22"/>
+          <w:sz w:val="20"/>
+          <w:szCs w:val="20"/>
           <w:lang w:val="es-PE"/>
         </w:rPr>
         <w:t xml:space="preserve">, correspondiente al </w:t>
@@ -512,8 +580,8 @@
           <w:rFonts w:ascii="Arial" w:hAnsi="Arial" w:cs="Arial"/>
           <w:bCs/>
           <w:color w:val="EE0000"/>
-          <w:sz w:val="22"/>
-          <w:szCs w:val="22"/>
+          <w:sz w:val="20"/>
+          <w:szCs w:val="20"/>
           <w:lang w:val="es-PE"/>
         </w:rPr>
         <w:t>{numero_entregable}</w:t>
@@ -522,8 +590,8 @@
         <w:rPr>
           <w:rFonts w:ascii="Arial" w:hAnsi="Arial" w:cs="Arial"/>
           <w:bCs/>
-          <w:sz w:val="22"/>
-          <w:szCs w:val="22"/>
+          <w:sz w:val="20"/>
+          <w:szCs w:val="20"/>
           <w:lang w:val="es-PE"/>
         </w:rPr>
         <w:t>, para el trámite y fines correspondientes</w:t>
@@ -532,8 +600,8 @@
         <w:rPr>
           <w:rFonts w:ascii="Arial" w:hAnsi="Arial" w:cs="Arial"/>
           <w:b/>
-          <w:sz w:val="22"/>
-          <w:szCs w:val="22"/>
+          <w:sz w:val="20"/>
+          <w:szCs w:val="20"/>
           <w:lang w:val="es-PE"/>
         </w:rPr>
         <w:t>.</w:t>
@@ -541,8 +609,8 @@
       <w:r>
         <w:rPr>
           <w:rFonts w:ascii="Arial" w:hAnsi="Arial" w:cs="Arial"/>
-          <w:sz w:val="22"/>
-          <w:szCs w:val="22"/>
+          <w:sz w:val="20"/>
+          <w:szCs w:val="20"/>
         </w:rPr>
         <w:t xml:space="preserve"> </w:t>
       </w:r>
@@ -553,8 +621,8 @@
         <w:jc w:val="both"/>
         <w:rPr>
           <w:rFonts w:ascii="Arial" w:hAnsi="Arial" w:cs="Arial"/>
-          <w:sz w:val="22"/>
-          <w:szCs w:val="22"/>
+          <w:sz w:val="20"/>
+          <w:szCs w:val="20"/>
         </w:rPr>
       </w:pPr>
     </w:p>
@@ -567,23 +635,23 @@
         <w:jc w:val="both"/>
         <w:rPr>
           <w:rFonts w:ascii="Arial" w:hAnsi="Arial" w:cs="Arial"/>
-          <w:sz w:val="22"/>
-          <w:szCs w:val="22"/>
+          <w:sz w:val="20"/>
+          <w:szCs w:val="20"/>
         </w:rPr>
       </w:pPr>
       <w:r>
         <w:rPr>
           <w:rFonts w:ascii="Arial" w:hAnsi="Arial" w:cs="Arial"/>
-          <w:sz w:val="22"/>
-          <w:szCs w:val="22"/>
+          <w:sz w:val="20"/>
+          <w:szCs w:val="20"/>
         </w:rPr>
         <w:t>Se adjunta informe.</w:t>
       </w:r>
       <w:r>
         <w:rPr>
           <w:rFonts w:ascii="Arial" w:hAnsi="Arial" w:cs="Arial"/>
-          <w:sz w:val="22"/>
-          <w:szCs w:val="22"/>
+          <w:sz w:val="20"/>
+          <w:szCs w:val="20"/>
         </w:rPr>
         <w:tab/>
       </w:r>
@@ -594,8 +662,8 @@
         <w:jc w:val="both"/>
         <w:rPr>
           <w:rFonts w:ascii="Arial" w:hAnsi="Arial" w:cs="Arial"/>
-          <w:sz w:val="22"/>
-          <w:szCs w:val="22"/>
+          <w:sz w:val="20"/>
+          <w:szCs w:val="20"/>
         </w:rPr>
       </w:pPr>
     </w:p>
@@ -605,8 +673,8 @@
         <w:jc w:val="both"/>
         <w:rPr>
           <w:rFonts w:ascii="Arial" w:hAnsi="Arial" w:cs="Arial"/>
-          <w:sz w:val="22"/>
-          <w:szCs w:val="22"/>
+          <w:sz w:val="20"/>
+          <w:szCs w:val="20"/>
         </w:rPr>
       </w:pPr>
     </w:p>
@@ -616,15 +684,15 @@
         <w:jc w:val="both"/>
         <w:rPr>
           <w:rFonts w:ascii="Arial" w:hAnsi="Arial" w:cs="Arial"/>
-          <w:sz w:val="22"/>
-          <w:szCs w:val="22"/>
+          <w:sz w:val="20"/>
+          <w:szCs w:val="20"/>
         </w:rPr>
       </w:pPr>
       <w:r>
         <w:rPr>
           <w:rFonts w:ascii="Arial" w:hAnsi="Arial" w:cs="Arial"/>
-          <w:sz w:val="22"/>
-          <w:szCs w:val="22"/>
+          <w:sz w:val="20"/>
+          <w:szCs w:val="20"/>
         </w:rPr>
         <w:t xml:space="preserve">Agradeciendo su atención a la presente, me despido. </w:t>
       </w:r>
@@ -635,8 +703,8 @@
         <w:jc w:val="both"/>
         <w:rPr>
           <w:rFonts w:ascii="Arial" w:hAnsi="Arial" w:cs="Arial"/>
-          <w:sz w:val="22"/>
-          <w:szCs w:val="22"/>
+          <w:sz w:val="20"/>
+          <w:szCs w:val="20"/>
         </w:rPr>
       </w:pPr>
     </w:p>
@@ -646,15 +714,15 @@
         <w:jc w:val="both"/>
         <w:rPr>
           <w:rFonts w:ascii="Arial" w:hAnsi="Arial" w:cs="Arial"/>
-          <w:sz w:val="22"/>
-          <w:szCs w:val="22"/>
+          <w:sz w:val="20"/>
+          <w:szCs w:val="20"/>
         </w:rPr>
       </w:pPr>
       <w:r>
         <w:rPr>
           <w:rFonts w:ascii="Arial" w:hAnsi="Arial" w:cs="Arial"/>
-          <w:sz w:val="22"/>
-          <w:szCs w:val="22"/>
+          <w:sz w:val="20"/>
+          <w:szCs w:val="20"/>
         </w:rPr>
         <w:tab/>
       </w:r>
@@ -663,15 +731,11 @@
       <w:pPr>
         <w:rPr>
           <w:rFonts w:ascii="Arial" w:hAnsi="Arial" w:cs="Arial"/>
-          <w:sz w:val="22"/>
-          <w:szCs w:val="22"/>
         </w:rPr>
       </w:pPr>
       <w:r>
         <w:rPr>
           <w:rFonts w:ascii="Arial" w:hAnsi="Arial" w:cs="Arial"/>
-          <w:sz w:val="22"/>
-          <w:szCs w:val="22"/>
         </w:rPr>
         <w:t>Atentamente,</w:t>
       </w:r>
@@ -682,8 +746,8 @@
         <w:jc w:val="both"/>
         <w:rPr>
           <w:rFonts w:ascii="Arial" w:hAnsi="Arial" w:cs="Arial"/>
-          <w:sz w:val="22"/>
-          <w:szCs w:val="22"/>
+          <w:sz w:val="20"/>
+          <w:szCs w:val="20"/>
         </w:rPr>
       </w:pPr>
     </w:p>
@@ -693,8 +757,8 @@
         <w:jc w:val="center"/>
         <w:rPr>
           <w:rFonts w:ascii="Arial" w:hAnsi="Arial" w:cs="Arial"/>
-          <w:sz w:val="22"/>
-          <w:szCs w:val="22"/>
+          <w:sz w:val="20"/>
+          <w:szCs w:val="20"/>
         </w:rPr>
       </w:pPr>
     </w:p>
@@ -704,8 +768,8 @@
         <w:jc w:val="both"/>
         <w:rPr>
           <w:rFonts w:ascii="Arial" w:hAnsi="Arial" w:cs="Arial"/>
-          <w:sz w:val="22"/>
-          <w:szCs w:val="22"/>
+          <w:sz w:val="20"/>
+          <w:szCs w:val="20"/>
         </w:rPr>
       </w:pPr>
     </w:p>
@@ -715,8 +779,8 @@
         <w:jc w:val="both"/>
         <w:rPr>
           <w:rFonts w:ascii="Arial" w:hAnsi="Arial" w:cs="Arial"/>
-          <w:sz w:val="22"/>
-          <w:szCs w:val="22"/>
+          <w:sz w:val="20"/>
+          <w:szCs w:val="20"/>
         </w:rPr>
       </w:pPr>
     </w:p>
@@ -726,15 +790,15 @@
         <w:jc w:val="both"/>
         <w:rPr>
           <w:rFonts w:ascii="Arial" w:hAnsi="Arial" w:cs="Arial"/>
-          <w:sz w:val="22"/>
-          <w:szCs w:val="22"/>
+          <w:sz w:val="20"/>
+          <w:szCs w:val="20"/>
         </w:rPr>
       </w:pPr>
       <w:r>
         <w:rPr>
           <w:rFonts w:ascii="Arial" w:hAnsi="Arial" w:cs="Arial"/>
-          <w:sz w:val="22"/>
-          <w:szCs w:val="22"/>
+          <w:sz w:val="20"/>
+          <w:szCs w:val="20"/>
         </w:rPr>
         <w:t>JRB/</w:t>
       </w:r>
@@ -742,8 +806,8 @@
       <w:r>
         <w:rPr>
           <w:rFonts w:ascii="Arial" w:hAnsi="Arial" w:cs="Arial"/>
-          <w:sz w:val="22"/>
-          <w:szCs w:val="22"/>
+          <w:sz w:val="20"/>
+          <w:szCs w:val="20"/>
         </w:rPr>
         <w:t>acs</w:t>
       </w:r>
@@ -755,16 +819,16 @@
         <w:jc w:val="both"/>
         <w:rPr>
           <w:rFonts w:ascii="Arial" w:hAnsi="Arial" w:cs="Arial"/>
-          <w:sz w:val="22"/>
-          <w:szCs w:val="22"/>
+          <w:sz w:val="20"/>
+          <w:szCs w:val="20"/>
         </w:rPr>
       </w:pPr>
       <w:proofErr w:type="spellStart"/>
       <w:r>
         <w:rPr>
           <w:rFonts w:ascii="Arial" w:hAnsi="Arial" w:cs="Arial"/>
-          <w:sz w:val="22"/>
-          <w:szCs w:val="22"/>
+          <w:sz w:val="20"/>
+          <w:szCs w:val="20"/>
         </w:rPr>
         <w:t>C.c</w:t>
       </w:r>
@@ -782,8 +846,8 @@
           <w:rFonts w:ascii="Arial" w:hAnsi="Arial" w:cs="Arial"/>
           <w:b/>
           <w:bCs/>
-          <w:sz w:val="22"/>
-          <w:szCs w:val="22"/>
+          <w:sz w:val="20"/>
+          <w:szCs w:val="20"/>
         </w:rPr>
       </w:pPr>
     </w:p>
@@ -799,8 +863,8 @@
           <w:rFonts w:ascii="Arial" w:hAnsi="Arial" w:cs="Arial"/>
           <w:b/>
           <w:bCs/>
-          <w:sz w:val="22"/>
-          <w:szCs w:val="22"/>
+          <w:sz w:val="20"/>
+          <w:szCs w:val="20"/>
         </w:rPr>
       </w:pPr>
     </w:p>
@@ -816,8 +880,8 @@
           <w:rFonts w:ascii="Arial" w:hAnsi="Arial" w:cs="Arial"/>
           <w:b/>
           <w:bCs/>
-          <w:sz w:val="22"/>
-          <w:szCs w:val="22"/>
+          <w:sz w:val="20"/>
+          <w:szCs w:val="20"/>
         </w:rPr>
       </w:pPr>
     </w:p>
@@ -833,8 +897,8 @@
           <w:rFonts w:ascii="Arial" w:hAnsi="Arial" w:cs="Arial"/>
           <w:b/>
           <w:bCs/>
-          <w:sz w:val="22"/>
-          <w:szCs w:val="22"/>
+          <w:sz w:val="20"/>
+          <w:szCs w:val="20"/>
         </w:rPr>
       </w:pPr>
     </w:p>
@@ -848,16 +912,16 @@
         <w:jc w:val="both"/>
         <w:rPr>
           <w:rFonts w:ascii="Arial" w:hAnsi="Arial" w:cs="Arial"/>
-          <w:sz w:val="22"/>
-          <w:szCs w:val="22"/>
+          <w:sz w:val="20"/>
+          <w:szCs w:val="20"/>
         </w:rPr>
       </w:pPr>
       <w:proofErr w:type="spellStart"/>
       <w:r>
         <w:rPr>
           <w:rFonts w:ascii="Arial" w:hAnsi="Arial" w:cs="Arial"/>
-          <w:sz w:val="22"/>
-          <w:szCs w:val="22"/>
+          <w:sz w:val="20"/>
+          <w:szCs w:val="20"/>
           <w:lang w:val="es-MX"/>
         </w:rPr>
         <w:t>Reg.N°</w:t>
@@ -866,8 +930,8 @@
       <w:r>
         <w:rPr>
           <w:rFonts w:ascii="Arial" w:hAnsi="Arial" w:cs="Arial"/>
-          <w:sz w:val="22"/>
-          <w:szCs w:val="22"/>
+          <w:sz w:val="20"/>
+          <w:szCs w:val="20"/>
           <w:lang w:val="es-MX"/>
         </w:rPr>
         <w:t xml:space="preserve"> </w:t>
@@ -876,8 +940,8 @@
         <w:rPr>
           <w:rFonts w:ascii="Arial" w:hAnsi="Arial" w:cs="Arial"/>
           <w:color w:val="EE0000"/>
-          <w:sz w:val="22"/>
-          <w:szCs w:val="22"/>
+          <w:sz w:val="20"/>
+          <w:szCs w:val="20"/>
           <w:lang w:val="es-MX"/>
         </w:rPr>
         <w:t>{</w:t>
@@ -887,8 +951,8 @@
         <w:rPr>
           <w:rFonts w:ascii="Arial" w:hAnsi="Arial" w:cs="Arial"/>
           <w:color w:val="EE0000"/>
-          <w:sz w:val="22"/>
-          <w:szCs w:val="22"/>
+          <w:sz w:val="20"/>
+          <w:szCs w:val="20"/>
           <w:lang w:val="es-MX"/>
         </w:rPr>
         <w:t>num_seguimiento</w:t>
@@ -898,8 +962,8 @@
         <w:rPr>
           <w:rFonts w:ascii="Arial" w:hAnsi="Arial" w:cs="Arial"/>
           <w:color w:val="EE0000"/>
-          <w:sz w:val="22"/>
-          <w:szCs w:val="22"/>
+          <w:sz w:val="20"/>
+          <w:szCs w:val="20"/>
           <w:lang w:val="es-MX"/>
         </w:rPr>
         <w:t>}</w:t>
@@ -1107,7 +1171,7 @@
                                     <pic:cNvPicPr/>
                                   </pic:nvPicPr>
                                   <pic:blipFill>
-                                    <a:blip r:embed="rId1"/>
+                                    <a:blip r:embed="rId2"/>
                                     <a:srcRect/>
                                     <a:stretch>
                                       <a:fillRect/>
